--- a/docs/weekly-reports/Week 10/Weekly_Report.docx
+++ b/docs/weekly-reports/Week 10/Weekly_Report.docx
@@ -85,7 +85,7 @@
           <w:b/>
           <w:bCs/>
         </w:rPr>
-        <w:t>ID #: 2320090050, 2320090009</w:t>
+        <w:t>ID #: 2320090050, 2320090009, 2320090018</w:t>
       </w:r>
     </w:p>
     <w:p>
